--- a/output/age_detrmnts_repro_tidy_frmt.docx
+++ b/output/age_detrmnts_repro_tidy_frmt.docx
@@ -22,7 +22,6 @@
           <w:trHeight w:val="360" w:hRule="auto"/>
           <w:tblHeader/>
         </w:trPr>
-        header1
         <w:tc>
           <w:tcPr>
             <w:tcBorders>
@@ -57,6 +56,7 @@
                 <w:i w:val="false"/>
                 <w:b w:val="false"/>
                 <w:u w:val="none"/>
+                <w:strike w:val="false"/>
                 <w:sz w:val="24"/>
                 <w:szCs w:val="24"/>
                 <w:color w:val="000000"/>
@@ -68,6 +68,7 @@
                 <w:i w:val="false"/>
                 <w:b w:val="false"/>
                 <w:u w:val="none"/>
+                <w:strike w:val="false"/>
                 <w:sz w:val="24"/>
                 <w:szCs w:val="24"/>
                 <w:color w:val="000000"/>
@@ -110,6 +111,7 @@
                 <w:i w:val="false"/>
                 <w:b w:val="false"/>
                 <w:u w:val="none"/>
+                <w:strike w:val="false"/>
                 <w:sz w:val="24"/>
                 <w:szCs w:val="24"/>
                 <w:color w:val="000000"/>
@@ -121,6 +123,7 @@
                 <w:i w:val="false"/>
                 <w:b w:val="false"/>
                 <w:u w:val="none"/>
+                <w:strike w:val="false"/>
                 <w:sz w:val="24"/>
                 <w:szCs w:val="24"/>
                 <w:color w:val="000000"/>
@@ -163,6 +166,7 @@
                 <w:i w:val="false"/>
                 <w:b w:val="false"/>
                 <w:u w:val="none"/>
+                <w:strike w:val="false"/>
                 <w:sz w:val="24"/>
                 <w:szCs w:val="24"/>
                 <w:color w:val="000000"/>
@@ -174,6 +178,7 @@
                 <w:i w:val="false"/>
                 <w:b w:val="false"/>
                 <w:u w:val="none"/>
+                <w:strike w:val="false"/>
                 <w:sz w:val="24"/>
                 <w:szCs w:val="24"/>
                 <w:color w:val="000000"/>
@@ -216,6 +221,7 @@
                 <w:i w:val="true"/>
                 <w:b w:val="false"/>
                 <w:u w:val="none"/>
+                <w:strike w:val="false"/>
                 <w:sz w:val="24"/>
                 <w:szCs w:val="24"/>
                 <w:color w:val="000000"/>
@@ -227,6 +233,7 @@
                 <w:i w:val="true"/>
                 <w:b w:val="false"/>
                 <w:u w:val="none"/>
+                <w:strike w:val="false"/>
                 <w:sz w:val="24"/>
                 <w:szCs w:val="24"/>
                 <w:color w:val="000000"/>
@@ -269,6 +276,7 @@
                 <w:i w:val="false"/>
                 <w:b w:val="false"/>
                 <w:u w:val="none"/>
+                <w:strike w:val="false"/>
                 <w:sz w:val="24"/>
                 <w:szCs w:val="24"/>
                 <w:color w:val="000000"/>
@@ -280,6 +288,7 @@
                 <w:i w:val="false"/>
                 <w:b w:val="false"/>
                 <w:u w:val="none"/>
+                <w:strike w:val="false"/>
                 <w:sz w:val="24"/>
                 <w:szCs w:val="24"/>
                 <w:color w:val="000000"/>
@@ -293,7 +302,6 @@
         <w:trPr>
           <w:trHeight w:val="360" w:hRule="auto"/>
         </w:trPr>
-        body1
         <w:tc>
           <w:tcPr>
             <w:tcBorders>
@@ -328,6 +336,7 @@
                 <w:i w:val="false"/>
                 <w:b w:val="false"/>
                 <w:u w:val="none"/>
+                <w:strike w:val="false"/>
                 <w:sz w:val="24"/>
                 <w:szCs w:val="24"/>
                 <w:color w:val="000000"/>
@@ -339,6 +348,7 @@
                 <w:i w:val="false"/>
                 <w:b w:val="false"/>
                 <w:u w:val="none"/>
+                <w:strike w:val="false"/>
                 <w:sz w:val="24"/>
                 <w:szCs w:val="24"/>
                 <w:color w:val="000000"/>
@@ -381,6 +391,7 @@
                 <w:i w:val="false"/>
                 <w:b w:val="false"/>
                 <w:u w:val="none"/>
+                <w:strike w:val="false"/>
                 <w:sz w:val="24"/>
                 <w:szCs w:val="24"/>
                 <w:color w:val="000000"/>
@@ -392,6 +403,7 @@
                 <w:i w:val="false"/>
                 <w:b w:val="false"/>
                 <w:u w:val="none"/>
+                <w:strike w:val="false"/>
                 <w:sz w:val="24"/>
                 <w:szCs w:val="24"/>
                 <w:color w:val="000000"/>
@@ -434,6 +446,7 @@
                 <w:i w:val="false"/>
                 <w:b w:val="false"/>
                 <w:u w:val="none"/>
+                <w:strike w:val="false"/>
                 <w:sz w:val="24"/>
                 <w:szCs w:val="24"/>
                 <w:color w:val="000000"/>
@@ -445,6 +458,7 @@
                 <w:i w:val="false"/>
                 <w:b w:val="false"/>
                 <w:u w:val="none"/>
+                <w:strike w:val="false"/>
                 <w:sz w:val="24"/>
                 <w:szCs w:val="24"/>
                 <w:color w:val="000000"/>
@@ -487,6 +501,7 @@
                 <w:i w:val="false"/>
                 <w:b w:val="false"/>
                 <w:u w:val="none"/>
+                <w:strike w:val="false"/>
                 <w:sz w:val="24"/>
                 <w:szCs w:val="24"/>
                 <w:color w:val="000000"/>
@@ -498,6 +513,7 @@
                 <w:i w:val="false"/>
                 <w:b w:val="false"/>
                 <w:u w:val="none"/>
+                <w:strike w:val="false"/>
                 <w:sz w:val="24"/>
                 <w:szCs w:val="24"/>
                 <w:color w:val="000000"/>
@@ -540,6 +556,7 @@
                 <w:i w:val="false"/>
                 <w:b w:val="false"/>
                 <w:u w:val="none"/>
+                <w:strike w:val="false"/>
                 <w:sz w:val="24"/>
                 <w:szCs w:val="24"/>
                 <w:color w:val="000000"/>
@@ -551,6 +568,7 @@
                 <w:i w:val="false"/>
                 <w:b w:val="false"/>
                 <w:u w:val="none"/>
+                <w:strike w:val="false"/>
                 <w:sz w:val="24"/>
                 <w:szCs w:val="24"/>
                 <w:color w:val="000000"/>
@@ -564,7 +582,6 @@
         <w:trPr>
           <w:trHeight w:val="360" w:hRule="auto"/>
         </w:trPr>
-        body2
         <w:tc>
           <w:tcPr>
             <w:tcBorders>
@@ -599,6 +616,7 @@
                 <w:i w:val="false"/>
                 <w:b w:val="false"/>
                 <w:u w:val="none"/>
+                <w:strike w:val="false"/>
                 <w:sz w:val="24"/>
                 <w:szCs w:val="24"/>
                 <w:color w:val="000000"/>
@@ -610,6 +628,7 @@
                 <w:i w:val="false"/>
                 <w:b w:val="false"/>
                 <w:u w:val="none"/>
+                <w:strike w:val="false"/>
                 <w:sz w:val="24"/>
                 <w:szCs w:val="24"/>
                 <w:color w:val="000000"/>
@@ -652,6 +671,7 @@
                 <w:i w:val="false"/>
                 <w:b w:val="false"/>
                 <w:u w:val="none"/>
+                <w:strike w:val="false"/>
                 <w:sz w:val="24"/>
                 <w:szCs w:val="24"/>
                 <w:color w:val="000000"/>
@@ -663,6 +683,7 @@
                 <w:i w:val="false"/>
                 <w:b w:val="false"/>
                 <w:u w:val="none"/>
+                <w:strike w:val="false"/>
                 <w:sz w:val="24"/>
                 <w:szCs w:val="24"/>
                 <w:color w:val="000000"/>
@@ -705,6 +726,7 @@
                 <w:i w:val="false"/>
                 <w:b w:val="false"/>
                 <w:u w:val="none"/>
+                <w:strike w:val="false"/>
                 <w:sz w:val="24"/>
                 <w:szCs w:val="24"/>
                 <w:color w:val="000000"/>
@@ -716,6 +738,7 @@
                 <w:i w:val="false"/>
                 <w:b w:val="false"/>
                 <w:u w:val="none"/>
+                <w:strike w:val="false"/>
                 <w:sz w:val="24"/>
                 <w:szCs w:val="24"/>
                 <w:color w:val="000000"/>
@@ -758,6 +781,7 @@
                 <w:i w:val="false"/>
                 <w:b w:val="false"/>
                 <w:u w:val="none"/>
+                <w:strike w:val="false"/>
                 <w:sz w:val="24"/>
                 <w:szCs w:val="24"/>
                 <w:color w:val="000000"/>
@@ -769,6 +793,7 @@
                 <w:i w:val="false"/>
                 <w:b w:val="false"/>
                 <w:u w:val="none"/>
+                <w:strike w:val="false"/>
                 <w:sz w:val="24"/>
                 <w:szCs w:val="24"/>
                 <w:color w:val="000000"/>
@@ -811,6 +836,7 @@
                 <w:i w:val="false"/>
                 <w:b w:val="false"/>
                 <w:u w:val="none"/>
+                <w:strike w:val="false"/>
                 <w:sz w:val="24"/>
                 <w:szCs w:val="24"/>
                 <w:color w:val="000000"/>
@@ -822,6 +848,7 @@
                 <w:i w:val="false"/>
                 <w:b w:val="false"/>
                 <w:u w:val="none"/>
+                <w:strike w:val="false"/>
                 <w:sz w:val="24"/>
                 <w:szCs w:val="24"/>
                 <w:color w:val="000000"/>
@@ -835,7 +862,6 @@
         <w:trPr>
           <w:trHeight w:val="360" w:hRule="auto"/>
         </w:trPr>
-        body3
         <w:tc>
           <w:tcPr>
             <w:tcBorders>
@@ -870,6 +896,7 @@
                 <w:i w:val="false"/>
                 <w:b w:val="false"/>
                 <w:u w:val="none"/>
+                <w:strike w:val="false"/>
                 <w:sz w:val="24"/>
                 <w:szCs w:val="24"/>
                 <w:color w:val="000000"/>
@@ -881,6 +908,7 @@
                 <w:i w:val="false"/>
                 <w:b w:val="false"/>
                 <w:u w:val="none"/>
+                <w:strike w:val="false"/>
                 <w:sz w:val="24"/>
                 <w:szCs w:val="24"/>
                 <w:color w:val="000000"/>
@@ -923,6 +951,7 @@
                 <w:i w:val="false"/>
                 <w:b w:val="false"/>
                 <w:u w:val="none"/>
+                <w:strike w:val="false"/>
                 <w:sz w:val="24"/>
                 <w:szCs w:val="24"/>
                 <w:color w:val="000000"/>
@@ -934,6 +963,7 @@
                 <w:i w:val="false"/>
                 <w:b w:val="false"/>
                 <w:u w:val="none"/>
+                <w:strike w:val="false"/>
                 <w:sz w:val="24"/>
                 <w:szCs w:val="24"/>
                 <w:color w:val="000000"/>
@@ -976,6 +1006,7 @@
                 <w:i w:val="false"/>
                 <w:b w:val="false"/>
                 <w:u w:val="none"/>
+                <w:strike w:val="false"/>
                 <w:sz w:val="24"/>
                 <w:szCs w:val="24"/>
                 <w:color w:val="000000"/>
@@ -987,6 +1018,7 @@
                 <w:i w:val="false"/>
                 <w:b w:val="false"/>
                 <w:u w:val="none"/>
+                <w:strike w:val="false"/>
                 <w:sz w:val="24"/>
                 <w:szCs w:val="24"/>
                 <w:color w:val="000000"/>
@@ -1029,6 +1061,7 @@
                 <w:i w:val="false"/>
                 <w:b w:val="false"/>
                 <w:u w:val="none"/>
+                <w:strike w:val="false"/>
                 <w:sz w:val="24"/>
                 <w:szCs w:val="24"/>
                 <w:color w:val="000000"/>
@@ -1040,6 +1073,7 @@
                 <w:i w:val="false"/>
                 <w:b w:val="false"/>
                 <w:u w:val="none"/>
+                <w:strike w:val="false"/>
                 <w:sz w:val="24"/>
                 <w:szCs w:val="24"/>
                 <w:color w:val="000000"/>
@@ -1082,6 +1116,7 @@
                 <w:i w:val="false"/>
                 <w:b w:val="false"/>
                 <w:u w:val="none"/>
+                <w:strike w:val="false"/>
                 <w:sz w:val="24"/>
                 <w:szCs w:val="24"/>
                 <w:color w:val="000000"/>
@@ -1093,6 +1128,7 @@
                 <w:i w:val="false"/>
                 <w:b w:val="false"/>
                 <w:u w:val="none"/>
+                <w:strike w:val="false"/>
                 <w:sz w:val="24"/>
                 <w:szCs w:val="24"/>
                 <w:color w:val="000000"/>
@@ -1106,7 +1142,6 @@
         <w:trPr>
           <w:trHeight w:val="360" w:hRule="auto"/>
         </w:trPr>
-        body4
         <w:tc>
           <w:tcPr>
             <w:tcBorders>
@@ -1141,6 +1176,7 @@
                 <w:i w:val="false"/>
                 <w:b w:val="false"/>
                 <w:u w:val="none"/>
+                <w:strike w:val="false"/>
                 <w:sz w:val="24"/>
                 <w:szCs w:val="24"/>
                 <w:color w:val="000000"/>
@@ -1152,6 +1188,7 @@
                 <w:i w:val="false"/>
                 <w:b w:val="false"/>
                 <w:u w:val="none"/>
+                <w:strike w:val="false"/>
                 <w:sz w:val="24"/>
                 <w:szCs w:val="24"/>
                 <w:color w:val="000000"/>
@@ -1194,6 +1231,7 @@
                 <w:i w:val="false"/>
                 <w:b w:val="false"/>
                 <w:u w:val="none"/>
+                <w:strike w:val="false"/>
                 <w:sz w:val="24"/>
                 <w:szCs w:val="24"/>
                 <w:color w:val="000000"/>
@@ -1205,6 +1243,7 @@
                 <w:i w:val="false"/>
                 <w:b w:val="false"/>
                 <w:u w:val="none"/>
+                <w:strike w:val="false"/>
                 <w:sz w:val="24"/>
                 <w:szCs w:val="24"/>
                 <w:color w:val="000000"/>
@@ -1247,6 +1286,7 @@
                 <w:i w:val="false"/>
                 <w:b w:val="false"/>
                 <w:u w:val="none"/>
+                <w:strike w:val="false"/>
                 <w:sz w:val="24"/>
                 <w:szCs w:val="24"/>
                 <w:color w:val="000000"/>
@@ -1258,6 +1298,7 @@
                 <w:i w:val="false"/>
                 <w:b w:val="false"/>
                 <w:u w:val="none"/>
+                <w:strike w:val="false"/>
                 <w:sz w:val="24"/>
                 <w:szCs w:val="24"/>
                 <w:color w:val="000000"/>
@@ -1300,6 +1341,7 @@
                 <w:i w:val="false"/>
                 <w:b w:val="false"/>
                 <w:u w:val="none"/>
+                <w:strike w:val="false"/>
                 <w:sz w:val="24"/>
                 <w:szCs w:val="24"/>
                 <w:color w:val="000000"/>
@@ -1311,6 +1353,7 @@
                 <w:i w:val="false"/>
                 <w:b w:val="false"/>
                 <w:u w:val="none"/>
+                <w:strike w:val="false"/>
                 <w:sz w:val="24"/>
                 <w:szCs w:val="24"/>
                 <w:color w:val="000000"/>
@@ -1353,6 +1396,7 @@
                 <w:i w:val="false"/>
                 <w:b w:val="false"/>
                 <w:u w:val="none"/>
+                <w:strike w:val="false"/>
                 <w:sz w:val="24"/>
                 <w:szCs w:val="24"/>
                 <w:color w:val="000000"/>
@@ -1364,6 +1408,7 @@
                 <w:i w:val="false"/>
                 <w:b w:val="false"/>
                 <w:u w:val="none"/>
+                <w:strike w:val="false"/>
                 <w:sz w:val="24"/>
                 <w:szCs w:val="24"/>
                 <w:color w:val="000000"/>
@@ -1374,9 +1419,9 @@
         </w:tc>
       </w:tr>
     </w:tbl>
-    <w:sectPr w:officer="true">
-      <w:pgMar w:header="720" w:bottom="1440" w:top="1440" w:right="1440" w:left="1440" w:footer="720" w:gutter="720"/>
-      <w:pgSz w:h="16848" w:w="11952" w:orient="portrait"/>
+    <w:sectPr>
+      <w:pgMar w:header="708" w:bottom="1417" w:top="1417" w:right="1417" w:left="1417" w:footer="708" w:gutter="0"/>
+      <w:pgSz w:h="16838" w:w="11906" w:orient="portrait"/>
       <w:type w:val="continuous"/>
       <w:cols/>
     </w:sectPr>
